--- a/Data/Private Data/Data Collections 5-4-2026.docx
+++ b/Data/Private Data/Data Collections 5-4-2026.docx
@@ -17,7 +17,7 @@
     </w:p>
     <w:p>
       <w:r>
-        <w:t>Total Rows: 5593</w:t>
+        <w:t>Total Rows: 5594</w:t>
       </w:r>
     </w:p>
     <w:p>
@@ -3461,7 +3461,7 @@
           <w:b w:val="0"/>
           <w:sz w:val="18"/>
         </w:rPr>
-        <w:t>1947 x 24</w:t>
+        <w:t>1948 x 24</w:t>
       </w:r>
       <w:r>
         <w:rPr>
